--- a/Les rapports/Projet Web.docx
+++ b/Les rapports/Projet Web.docx
@@ -169,7 +169,7 @@
           </mc:Choice>
           <mc:Fallback>
             <w:pict>
-              <v:shape id="_x0000_s1026" o:spid="_x0000_s1026" style="position:absolute;left:0pt;margin-left:-75.95pt;margin-top:9pt;height:9.35pt;width:547.5pt;mso-wrap-distance-bottom:0pt;mso-wrap-distance-left:9pt;mso-wrap-distance-right:9pt;mso-wrap-distance-top:0pt;z-index:251659264;v-text-anchor:middle;mso-width-relative:page;mso-height-relative:page;" fillcolor="#5B9BD5 [3204]" filled="t" stroked="t" coordsize="6953250,118745" o:gfxdata="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" path="m921653,45408l6031596,45408,6031596,73336,921653,73336xe">
+              <v:shape id="Moins 2" o:spid="_x0000_s1026" style="position:absolute;left:0pt;margin-left:-75.95pt;margin-top:9pt;height:9.35pt;width:547.5pt;mso-wrap-distance-bottom:0pt;mso-wrap-distance-left:9pt;mso-wrap-distance-right:9pt;mso-wrap-distance-top:0pt;z-index:251659264;v-text-anchor:middle;mso-width-relative:page;mso-height-relative:page;" fillcolor="#5B9BD5 [3204]" filled="t" stroked="t" coordsize="6953250,118745" o:gfxdata="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" path="m921653,45408l6031596,45408,6031596,73336,921653,73336xe">
                 <v:path o:connectlocs="6031596,59372;3476625,73336;921653,59372;3476625,45408" o:connectangles="0,82,164,247"/>
                 <v:fill on="t" focussize="0,0"/>
                 <v:stroke weight="1pt" color="#2E75B6 [2404]" miterlimit="8" joinstyle="miter"/>
@@ -1807,7 +1807,7 @@
         <w:suppressLineNumbers w:val="0"/>
         <w:jc w:val="both"/>
         <w:rPr>
-          <w:rStyle w:val="6"/>
+          <w:rStyle w:val="9"/>
           <w:rFonts w:hint="default"/>
           <w:b w:val="0"/>
           <w:bCs w:val="0"/>
@@ -1863,7 +1863,7 @@
       </w:r>
       <w:r>
         <w:rPr>
-          <w:rStyle w:val="6"/>
+          <w:rStyle w:val="9"/>
           <w:rFonts w:hint="default"/>
           <w:b w:val="0"/>
           <w:bCs w:val="0"/>
@@ -1910,7 +1910,7 @@
       </w:r>
       <w:r>
         <w:rPr>
-          <w:rStyle w:val="6"/>
+          <w:rStyle w:val="9"/>
           <w:b w:val="0"/>
           <w:bCs w:val="0"/>
         </w:rPr>
@@ -1918,7 +1918,7 @@
       </w:r>
       <w:r>
         <w:rPr>
-          <w:rStyle w:val="6"/>
+          <w:rStyle w:val="9"/>
           <w:rFonts w:hint="default"/>
           <w:b w:val="0"/>
           <w:bCs w:val="0"/>
@@ -1967,7 +1967,7 @@
       </w:r>
       <w:r>
         <w:rPr>
-          <w:rStyle w:val="6"/>
+          <w:rStyle w:val="9"/>
           <w:b w:val="0"/>
           <w:bCs w:val="0"/>
         </w:rPr>
@@ -2397,7 +2397,7 @@
       </w:r>
       <w:r>
         <w:rPr>
-          <w:rStyle w:val="6"/>
+          <w:rStyle w:val="9"/>
           <w:rFonts w:hint="default" w:ascii="Times New Roman" w:hAnsi="Times New Roman" w:eastAsia="SimSun" w:cs="Times New Roman"/>
           <w:b w:val="0"/>
           <w:bCs w:val="0"/>
@@ -2506,8 +2506,6 @@
         </w:rPr>
         <w:t>projet :</w:t>
       </w:r>
-      <w:bookmarkStart w:id="11" w:name="_GoBack"/>
-      <w:bookmarkEnd w:id="11"/>
     </w:p>
     <w:p>
       <w:pPr>
@@ -2610,7 +2608,7 @@
       </w:pPr>
       <w:r>
         <w:rPr>
-          <w:rStyle w:val="6"/>
+          <w:rStyle w:val="9"/>
           <w:b w:val="0"/>
           <w:bCs w:val="0"/>
         </w:rPr>
@@ -2618,7 +2616,7 @@
       </w:r>
       <w:r>
         <w:rPr>
-          <w:rStyle w:val="6"/>
+          <w:rStyle w:val="9"/>
           <w:rFonts w:hint="default"/>
           <w:b w:val="0"/>
           <w:bCs w:val="0"/>
@@ -2656,7 +2654,7 @@
       </w:pPr>
       <w:r>
         <w:rPr>
-          <w:rStyle w:val="6"/>
+          <w:rStyle w:val="9"/>
           <w:b w:val="0"/>
           <w:bCs w:val="0"/>
         </w:rPr>
@@ -2784,7 +2782,7 @@
       </w:r>
       <w:r>
         <w:rPr>
-          <w:rStyle w:val="6"/>
+          <w:rStyle w:val="9"/>
           <w:b w:val="0"/>
           <w:bCs w:val="0"/>
         </w:rPr>
@@ -2792,7 +2790,7 @@
       </w:r>
       <w:r>
         <w:rPr>
-          <w:rStyle w:val="6"/>
+          <w:rStyle w:val="9"/>
           <w:rFonts w:hint="default"/>
           <w:b w:val="0"/>
           <w:bCs w:val="0"/>
@@ -2802,7 +2800,7 @@
       </w:r>
       <w:r>
         <w:rPr>
-          <w:rStyle w:val="6"/>
+          <w:rStyle w:val="9"/>
           <w:b w:val="0"/>
           <w:bCs w:val="0"/>
         </w:rPr>
@@ -2836,7 +2834,7 @@
       </w:pPr>
       <w:r>
         <w:rPr>
-          <w:rStyle w:val="6"/>
+          <w:rStyle w:val="9"/>
           <w:rFonts w:hint="default"/>
           <w:b w:val="0"/>
           <w:bCs w:val="0"/>
@@ -2872,7 +2870,7 @@
       </w:pPr>
       <w:r>
         <w:rPr>
-          <w:rStyle w:val="6"/>
+          <w:rStyle w:val="9"/>
           <w:rFonts w:hint="default"/>
           <w:b w:val="0"/>
           <w:bCs w:val="0"/>
@@ -2882,7 +2880,7 @@
       </w:r>
       <w:r>
         <w:rPr>
-          <w:rStyle w:val="6"/>
+          <w:rStyle w:val="9"/>
           <w:b w:val="0"/>
           <w:bCs w:val="0"/>
         </w:rPr>
@@ -3243,7 +3241,7 @@
           </mc:Choice>
           <mc:Fallback>
             <w:pict>
-              <v:rect id="_x0000_s1026" o:spid="_x0000_s1026" o:spt="1" style="position:absolute;left:0pt;margin-left:-0.2pt;margin-top:38.4pt;height:110.65pt;width:439.5pt;z-index:251660288;v-text-anchor:middle;mso-width-relative:page;mso-height-relative:page;" filled="f" stroked="t" coordsize="21600,21600" o:gfxdata="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">
+              <v:rect id="Rectangle 6" o:spid="_x0000_s1026" o:spt="1" style="position:absolute;left:0pt;margin-left:-0.2pt;margin-top:38.4pt;height:110.65pt;width:439.5pt;z-index:251660288;v-text-anchor:middle;mso-width-relative:page;mso-height-relative:page;" filled="f" stroked="t" coordsize="21600,21600" o:gfxdata="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">
                 <v:fill on="f" focussize="0,0"/>
                 <v:stroke weight="1pt" color="#000000 [3213]" miterlimit="8" joinstyle="miter"/>
                 <v:imagedata o:title=""/>
@@ -3546,7 +3544,7 @@
     </w:p>
     <w:tbl>
       <w:tblPr>
-        <w:tblStyle w:val="9"/>
+        <w:tblStyle w:val="6"/>
         <w:tblW w:w="0" w:type="auto"/>
         <w:tblInd w:w="0" w:type="dxa"/>
         <w:tblBorders>
@@ -4351,7 +4349,7 @@
         <w:ind w:right="0" w:rightChars="0"/>
         <w:jc w:val="both"/>
         <w:rPr>
-          <w:rStyle w:val="6"/>
+          <w:rStyle w:val="9"/>
           <w:rFonts w:hint="default" w:cs="Times New Roman"/>
           <w:b w:val="0"/>
           <w:bCs w:val="0"/>
@@ -4362,7 +4360,7 @@
       </w:pPr>
       <w:r>
         <w:rPr>
-          <w:rStyle w:val="6"/>
+          <w:rStyle w:val="9"/>
           <w:rFonts w:hint="default" w:cs="Times New Roman"/>
           <w:b w:val="0"/>
           <w:bCs w:val="0"/>
@@ -4423,7 +4421,7 @@
         <w:ind w:right="0" w:rightChars="0"/>
         <w:jc w:val="both"/>
         <w:rPr>
-          <w:rStyle w:val="6"/>
+          <w:rStyle w:val="9"/>
           <w:rFonts w:hint="default" w:cs="Times New Roman"/>
           <w:b w:val="0"/>
           <w:bCs w:val="0"/>
@@ -4447,7 +4445,7 @@
         <w:ind w:right="0" w:rightChars="0"/>
         <w:jc w:val="both"/>
         <w:rPr>
-          <w:rStyle w:val="6"/>
+          <w:rStyle w:val="9"/>
           <w:rFonts w:hint="default" w:cs="Times New Roman"/>
           <w:b w:val="0"/>
           <w:bCs w:val="0"/>
@@ -4471,7 +4469,7 @@
         <w:ind w:right="0" w:rightChars="0"/>
         <w:jc w:val="both"/>
         <w:rPr>
-          <w:rStyle w:val="6"/>
+          <w:rStyle w:val="9"/>
           <w:rFonts w:hint="default" w:cs="Times New Roman"/>
           <w:b w:val="0"/>
           <w:bCs w:val="0"/>
@@ -4495,7 +4493,7 @@
         <w:ind w:right="0" w:rightChars="0"/>
         <w:jc w:val="both"/>
         <w:rPr>
-          <w:rStyle w:val="6"/>
+          <w:rStyle w:val="9"/>
           <w:rFonts w:hint="default" w:cs="Times New Roman"/>
           <w:b w:val="0"/>
           <w:bCs w:val="0"/>
@@ -4519,7 +4517,7 @@
         <w:ind w:right="0" w:rightChars="0"/>
         <w:jc w:val="both"/>
         <w:rPr>
-          <w:rStyle w:val="6"/>
+          <w:rStyle w:val="9"/>
           <w:rFonts w:hint="default" w:cs="Times New Roman"/>
           <w:b w:val="0"/>
           <w:bCs w:val="0"/>
@@ -4543,7 +4541,7 @@
         <w:ind w:right="0" w:rightChars="0"/>
         <w:jc w:val="both"/>
         <w:rPr>
-          <w:rStyle w:val="6"/>
+          <w:rStyle w:val="9"/>
           <w:rFonts w:hint="default" w:cs="Times New Roman"/>
           <w:b w:val="0"/>
           <w:bCs w:val="0"/>
@@ -4567,7 +4565,7 @@
         <w:ind w:right="0" w:rightChars="0"/>
         <w:jc w:val="both"/>
         <w:rPr>
-          <w:rStyle w:val="6"/>
+          <w:rStyle w:val="9"/>
           <w:rFonts w:hint="default" w:cs="Times New Roman"/>
           <w:b w:val="0"/>
           <w:bCs w:val="0"/>
@@ -4591,7 +4589,7 @@
         <w:ind w:right="0" w:rightChars="0"/>
         <w:jc w:val="both"/>
         <w:rPr>
-          <w:rStyle w:val="6"/>
+          <w:rStyle w:val="9"/>
           <w:rFonts w:hint="default" w:cs="Times New Roman"/>
           <w:b w:val="0"/>
           <w:bCs w:val="0"/>
@@ -4615,7 +4613,7 @@
         <w:ind w:right="0" w:rightChars="0"/>
         <w:jc w:val="both"/>
         <w:rPr>
-          <w:rStyle w:val="6"/>
+          <w:rStyle w:val="9"/>
           <w:rFonts w:hint="default" w:cs="Times New Roman"/>
           <w:b w:val="0"/>
           <w:bCs w:val="0"/>
@@ -4668,7 +4666,7 @@
         <w:ind w:right="0" w:rightChars="0"/>
         <w:jc w:val="both"/>
         <w:rPr>
-          <w:rStyle w:val="6"/>
+          <w:rStyle w:val="9"/>
           <w:rFonts w:hint="default" w:cs="Times New Roman"/>
           <w:b w:val="0"/>
           <w:bCs w:val="0"/>
@@ -4692,7 +4690,7 @@
         <w:ind w:right="0" w:rightChars="0"/>
         <w:jc w:val="both"/>
         <w:rPr>
-          <w:rStyle w:val="6"/>
+          <w:rStyle w:val="9"/>
           <w:rFonts w:hint="default" w:cs="Times New Roman"/>
           <w:b w:val="0"/>
           <w:bCs w:val="0"/>
@@ -4703,7 +4701,7 @@
       </w:pPr>
       <w:r>
         <w:rPr>
-          <w:rStyle w:val="6"/>
+          <w:rStyle w:val="9"/>
           <w:rFonts w:hint="default" w:cs="Times New Roman"/>
           <w:b w:val="0"/>
           <w:bCs w:val="0"/>
@@ -4764,7 +4762,7 @@
         <w:ind w:right="0" w:rightChars="0"/>
         <w:jc w:val="both"/>
         <w:rPr>
-          <w:rStyle w:val="6"/>
+          <w:rStyle w:val="9"/>
           <w:rFonts w:hint="default" w:cs="Times New Roman"/>
           <w:b w:val="0"/>
           <w:bCs w:val="0"/>
@@ -4788,7 +4786,7 @@
         <w:ind w:right="0" w:rightChars="0"/>
         <w:jc w:val="both"/>
         <w:rPr>
-          <w:rStyle w:val="6"/>
+          <w:rStyle w:val="9"/>
           <w:rFonts w:hint="default" w:cs="Times New Roman"/>
           <w:b w:val="0"/>
           <w:bCs w:val="0"/>
@@ -4797,101 +4795,6 @@
           <w:lang w:val="fr-FR"/>
         </w:rPr>
       </w:pPr>
-    </w:p>
-    <w:p>
-      <w:pPr>
-        <w:pStyle w:val="8"/>
-        <w:keepNext w:val="0"/>
-        <w:keepLines w:val="0"/>
-        <w:widowControl/>
-        <w:numPr>
-          <w:ilvl w:val="0"/>
-          <w:numId w:val="0"/>
-        </w:numPr>
-        <w:suppressLineNumbers w:val="0"/>
-        <w:ind w:right="0" w:rightChars="0"/>
-        <w:jc w:val="both"/>
-        <w:rPr>
-          <w:rStyle w:val="6"/>
-          <w:rFonts w:hint="default" w:cs="Times New Roman"/>
-          <w:b w:val="0"/>
-          <w:bCs w:val="0"/>
-          <w:sz w:val="24"/>
-          <w:szCs w:val="24"/>
-          <w:lang w:val="fr-FR"/>
-        </w:rPr>
-      </w:pPr>
-    </w:p>
-    <w:p>
-      <w:pPr>
-        <w:pStyle w:val="3"/>
-        <w:numPr>
-          <w:ilvl w:val="0"/>
-          <w:numId w:val="1"/>
-        </w:numPr>
-        <w:bidi w:val="0"/>
-        <w:outlineLvl w:val="0"/>
-        <w:rPr>
-          <w:rFonts w:hint="default"/>
-          <w:b w:val="0"/>
-          <w:bCs w:val="0"/>
-          <w:lang w:val="fr-FR"/>
-        </w:rPr>
-      </w:pPr>
-      <w:r>
-        <w:rPr>
-          <w:rFonts w:hint="default"/>
-          <w:b w:val="0"/>
-          <w:bCs w:val="0"/>
-          <w:lang w:val="fr-FR"/>
-        </w:rPr>
-        <w:t xml:space="preserve"> </w:t>
-      </w:r>
-      <w:bookmarkStart w:id="10" w:name="_Toc22565"/>
-      <w:r>
-        <w:rPr>
-          <w:rFonts w:hint="default"/>
-          <w:b w:val="0"/>
-          <w:bCs w:val="0"/>
-          <w:lang w:val="fr-FR"/>
-        </w:rPr>
-        <w:t>Conclusion  :</w:t>
-      </w:r>
-      <w:bookmarkEnd w:id="10"/>
-    </w:p>
-    <w:p>
-      <w:pPr>
-        <w:pStyle w:val="8"/>
-        <w:keepNext w:val="0"/>
-        <w:keepLines w:val="0"/>
-        <w:widowControl/>
-        <w:numPr>
-          <w:ilvl w:val="0"/>
-          <w:numId w:val="0"/>
-        </w:numPr>
-        <w:suppressLineNumbers w:val="0"/>
-        <w:ind w:right="0" w:rightChars="0"/>
-        <w:jc w:val="both"/>
-        <w:rPr>
-          <w:rFonts w:hint="default" w:cs="Times New Roman"/>
-          <w:b w:val="0"/>
-          <w:bCs w:val="0"/>
-          <w:sz w:val="24"/>
-          <w:szCs w:val="24"/>
-          <w:lang w:val="fr-FR"/>
-        </w:rPr>
-      </w:pPr>
-      <w:r>
-        <w:rPr>
-          <w:rFonts w:hint="default" w:cs="Times New Roman"/>
-          <w:b w:val="0"/>
-          <w:bCs w:val="0"/>
-          <w:sz w:val="24"/>
-          <w:szCs w:val="24"/>
-          <w:lang w:val="fr-FR"/>
-        </w:rPr>
-        <w:t>Dans ce chapitre, nous avons identifié les besoins fonctionnelle et non fonctionnelle ainsi que les acteurs principaux de l’application web,puis nous avons décrit le diagramme de cas d’utilisation globale et finalement le Backlog du système .</w:t>
-      </w:r>
     </w:p>
     <w:p>
       <w:pPr>
@@ -4910,6 +4813,8 @@
           <w:lang w:val="fr-FR"/>
         </w:rPr>
       </w:pPr>
+      <w:bookmarkStart w:id="10" w:name="_GoBack"/>
+      <w:bookmarkEnd w:id="10"/>
     </w:p>
     <w:p>
       <w:pPr>
@@ -5143,7 +5048,149 @@
     <w:lsdException w:unhideWhenUsed="0" w:uiPriority="0" w:semiHidden="0" w:name="HTML Variable"/>
     <w:lsdException w:qFormat="1" w:unhideWhenUsed="0" w:uiPriority="0" w:name="Normal Table"/>
     <w:lsdException w:unhideWhenUsed="0" w:uiPriority="0" w:semiHidden="0" w:name="annotation subject"/>
+    <w:lsdException w:uiPriority="99" w:name="Table Simple 1"/>
+    <w:lsdException w:uiPriority="99" w:name="Table Simple 2"/>
+    <w:lsdException w:uiPriority="99" w:name="Table Simple 3"/>
+    <w:lsdException w:uiPriority="99" w:name="Table Classic 1"/>
+    <w:lsdException w:uiPriority="99" w:name="Table Classic 2"/>
+    <w:lsdException w:uiPriority="99" w:name="Table Classic 3"/>
+    <w:lsdException w:uiPriority="99" w:name="Table Classic 4"/>
+    <w:lsdException w:uiPriority="99" w:name="Table Colorful 1"/>
+    <w:lsdException w:uiPriority="99" w:name="Table Colorful 2"/>
+    <w:lsdException w:uiPriority="99" w:name="Table Colorful 3"/>
+    <w:lsdException w:uiPriority="99" w:name="Table Columns 1"/>
+    <w:lsdException w:uiPriority="99" w:name="Table Columns 2"/>
+    <w:lsdException w:uiPriority="99" w:name="Table Columns 3"/>
+    <w:lsdException w:uiPriority="99" w:name="Table Columns 4"/>
+    <w:lsdException w:uiPriority="99" w:name="Table Columns 5"/>
+    <w:lsdException w:uiPriority="99" w:name="Table Grid 1"/>
+    <w:lsdException w:uiPriority="99" w:name="Table Grid 2"/>
+    <w:lsdException w:uiPriority="99" w:name="Table Grid 3"/>
+    <w:lsdException w:uiPriority="99" w:name="Table Grid 4"/>
+    <w:lsdException w:uiPriority="99" w:name="Table Grid 5"/>
+    <w:lsdException w:uiPriority="99" w:name="Table Grid 6"/>
+    <w:lsdException w:uiPriority="99" w:name="Table Grid 7"/>
+    <w:lsdException w:uiPriority="99" w:name="Table Grid 8"/>
+    <w:lsdException w:uiPriority="99" w:name="Table List 1"/>
+    <w:lsdException w:uiPriority="99" w:name="Table List 2"/>
+    <w:lsdException w:uiPriority="99" w:name="Table List 3"/>
+    <w:lsdException w:uiPriority="99" w:name="Table List 4"/>
+    <w:lsdException w:uiPriority="99" w:name="Table List 5"/>
+    <w:lsdException w:uiPriority="99" w:name="Table List 6"/>
+    <w:lsdException w:uiPriority="99" w:name="Table List 7"/>
+    <w:lsdException w:uiPriority="99" w:name="Table List 8"/>
+    <w:lsdException w:uiPriority="99" w:name="Table 3D effects 1"/>
+    <w:lsdException w:uiPriority="99" w:name="Table 3D effects 2"/>
+    <w:lsdException w:uiPriority="99" w:name="Table 3D effects 3"/>
+    <w:lsdException w:uiPriority="99" w:name="Table Contemporary"/>
+    <w:lsdException w:uiPriority="99" w:name="Table Elegant"/>
+    <w:lsdException w:uiPriority="99" w:name="Table Professional"/>
+    <w:lsdException w:uiPriority="99" w:name="Table Subtle 1"/>
+    <w:lsdException w:uiPriority="99" w:name="Table Subtle 2"/>
+    <w:lsdException w:uiPriority="99" w:name="Table Web 1"/>
+    <w:lsdException w:uiPriority="99" w:name="Table Web 2"/>
+    <w:lsdException w:uiPriority="99" w:name="Table Web 3"/>
     <w:lsdException w:unhideWhenUsed="0" w:uiPriority="0" w:semiHidden="0" w:name="Balloon Text"/>
+    <w:lsdException w:uiPriority="99" w:name="Table Grid"/>
+    <w:lsdException w:uiPriority="99" w:name="Table Theme"/>
+    <w:lsdException w:unhideWhenUsed="0" w:uiPriority="60" w:semiHidden="0" w:name="Light Shading"/>
+    <w:lsdException w:unhideWhenUsed="0" w:uiPriority="61" w:semiHidden="0" w:name="Light List"/>
+    <w:lsdException w:unhideWhenUsed="0" w:uiPriority="62" w:semiHidden="0" w:name="Light Grid"/>
+    <w:lsdException w:unhideWhenUsed="0" w:uiPriority="63" w:semiHidden="0" w:name="Medium Shading 1"/>
+    <w:lsdException w:unhideWhenUsed="0" w:uiPriority="64" w:semiHidden="0" w:name="Medium Shading 2"/>
+    <w:lsdException w:unhideWhenUsed="0" w:uiPriority="65" w:semiHidden="0" w:name="Medium List 1"/>
+    <w:lsdException w:unhideWhenUsed="0" w:uiPriority="66" w:semiHidden="0" w:name="Medium List 2"/>
+    <w:lsdException w:unhideWhenUsed="0" w:uiPriority="67" w:semiHidden="0" w:name="Medium Grid 1"/>
+    <w:lsdException w:unhideWhenUsed="0" w:uiPriority="68" w:semiHidden="0" w:name="Medium Grid 2"/>
+    <w:lsdException w:unhideWhenUsed="0" w:uiPriority="69" w:semiHidden="0" w:name="Medium Grid 3"/>
+    <w:lsdException w:unhideWhenUsed="0" w:uiPriority="70" w:semiHidden="0" w:name="Dark List"/>
+    <w:lsdException w:unhideWhenUsed="0" w:uiPriority="71" w:semiHidden="0" w:name="Colorful Shading"/>
+    <w:lsdException w:unhideWhenUsed="0" w:uiPriority="72" w:semiHidden="0" w:name="Colorful List"/>
+    <w:lsdException w:unhideWhenUsed="0" w:uiPriority="73" w:semiHidden="0" w:name="Colorful Grid"/>
+    <w:lsdException w:unhideWhenUsed="0" w:uiPriority="60" w:semiHidden="0" w:name="Light Shading Accent 1"/>
+    <w:lsdException w:unhideWhenUsed="0" w:uiPriority="61" w:semiHidden="0" w:name="Light List Accent 1"/>
+    <w:lsdException w:unhideWhenUsed="0" w:uiPriority="62" w:semiHidden="0" w:name="Light Grid Accent 1"/>
+    <w:lsdException w:unhideWhenUsed="0" w:uiPriority="63" w:semiHidden="0" w:name="Medium Shading 1 Accent 1"/>
+    <w:lsdException w:unhideWhenUsed="0" w:uiPriority="64" w:semiHidden="0" w:name="Medium Shading 2 Accent 1"/>
+    <w:lsdException w:unhideWhenUsed="0" w:uiPriority="65" w:semiHidden="0" w:name="Medium List 1 Accent 1"/>
+    <w:lsdException w:unhideWhenUsed="0" w:uiPriority="66" w:semiHidden="0" w:name="Medium List 2 Accent 1"/>
+    <w:lsdException w:unhideWhenUsed="0" w:uiPriority="67" w:semiHidden="0" w:name="Medium Grid 1 Accent 1"/>
+    <w:lsdException w:unhideWhenUsed="0" w:uiPriority="68" w:semiHidden="0" w:name="Medium Grid 2 Accent 1"/>
+    <w:lsdException w:unhideWhenUsed="0" w:uiPriority="69" w:semiHidden="0" w:name="Medium Grid 3 Accent 1"/>
+    <w:lsdException w:unhideWhenUsed="0" w:uiPriority="70" w:semiHidden="0" w:name="Dark List Accent 1"/>
+    <w:lsdException w:unhideWhenUsed="0" w:uiPriority="71" w:semiHidden="0" w:name="Colorful Shading Accent 1"/>
+    <w:lsdException w:unhideWhenUsed="0" w:uiPriority="72" w:semiHidden="0" w:name="Colorful List Accent 1"/>
+    <w:lsdException w:unhideWhenUsed="0" w:uiPriority="73" w:semiHidden="0" w:name="Colorful Grid Accent 1"/>
+    <w:lsdException w:unhideWhenUsed="0" w:uiPriority="60" w:semiHidden="0" w:name="Light Shading Accent 2"/>
+    <w:lsdException w:unhideWhenUsed="0" w:uiPriority="61" w:semiHidden="0" w:name="Light List Accent 2"/>
+    <w:lsdException w:unhideWhenUsed="0" w:uiPriority="62" w:semiHidden="0" w:name="Light Grid Accent 2"/>
+    <w:lsdException w:unhideWhenUsed="0" w:uiPriority="63" w:semiHidden="0" w:name="Medium Shading 1 Accent 2"/>
+    <w:lsdException w:unhideWhenUsed="0" w:uiPriority="64" w:semiHidden="0" w:name="Medium Shading 2 Accent 2"/>
+    <w:lsdException w:unhideWhenUsed="0" w:uiPriority="65" w:semiHidden="0" w:name="Medium List 1 Accent 2"/>
+    <w:lsdException w:unhideWhenUsed="0" w:uiPriority="66" w:semiHidden="0" w:name="Medium List 2 Accent 2"/>
+    <w:lsdException w:unhideWhenUsed="0" w:uiPriority="67" w:semiHidden="0" w:name="Medium Grid 1 Accent 2"/>
+    <w:lsdException w:unhideWhenUsed="0" w:uiPriority="68" w:semiHidden="0" w:name="Medium Grid 2 Accent 2"/>
+    <w:lsdException w:unhideWhenUsed="0" w:uiPriority="69" w:semiHidden="0" w:name="Medium Grid 3 Accent 2"/>
+    <w:lsdException w:unhideWhenUsed="0" w:uiPriority="70" w:semiHidden="0" w:name="Dark List Accent 2"/>
+    <w:lsdException w:unhideWhenUsed="0" w:uiPriority="71" w:semiHidden="0" w:name="Colorful Shading Accent 2"/>
+    <w:lsdException w:unhideWhenUsed="0" w:uiPriority="72" w:semiHidden="0" w:name="Colorful List Accent 2"/>
+    <w:lsdException w:unhideWhenUsed="0" w:uiPriority="73" w:semiHidden="0" w:name="Colorful Grid Accent 2"/>
+    <w:lsdException w:unhideWhenUsed="0" w:uiPriority="60" w:semiHidden="0" w:name="Light Shading Accent 3"/>
+    <w:lsdException w:unhideWhenUsed="0" w:uiPriority="61" w:semiHidden="0" w:name="Light List Accent 3"/>
+    <w:lsdException w:unhideWhenUsed="0" w:uiPriority="62" w:semiHidden="0" w:name="Light Grid Accent 3"/>
+    <w:lsdException w:unhideWhenUsed="0" w:uiPriority="63" w:semiHidden="0" w:name="Medium Shading 1 Accent 3"/>
+    <w:lsdException w:unhideWhenUsed="0" w:uiPriority="64" w:semiHidden="0" w:name="Medium Shading 2 Accent 3"/>
+    <w:lsdException w:unhideWhenUsed="0" w:uiPriority="65" w:semiHidden="0" w:name="Medium List 1 Accent 3"/>
+    <w:lsdException w:unhideWhenUsed="0" w:uiPriority="66" w:semiHidden="0" w:name="Medium List 2 Accent 3"/>
+    <w:lsdException w:unhideWhenUsed="0" w:uiPriority="67" w:semiHidden="0" w:name="Medium Grid 1 Accent 3"/>
+    <w:lsdException w:unhideWhenUsed="0" w:uiPriority="68" w:semiHidden="0" w:name="Medium Grid 2 Accent 3"/>
+    <w:lsdException w:unhideWhenUsed="0" w:uiPriority="69" w:semiHidden="0" w:name="Medium Grid 3 Accent 3"/>
+    <w:lsdException w:unhideWhenUsed="0" w:uiPriority="70" w:semiHidden="0" w:name="Dark List Accent 3"/>
+    <w:lsdException w:unhideWhenUsed="0" w:uiPriority="71" w:semiHidden="0" w:name="Colorful Shading Accent 3"/>
+    <w:lsdException w:unhideWhenUsed="0" w:uiPriority="72" w:semiHidden="0" w:name="Colorful List Accent 3"/>
+    <w:lsdException w:unhideWhenUsed="0" w:uiPriority="73" w:semiHidden="0" w:name="Colorful Grid Accent 3"/>
+    <w:lsdException w:unhideWhenUsed="0" w:uiPriority="60" w:semiHidden="0" w:name="Light Shading Accent 4"/>
+    <w:lsdException w:unhideWhenUsed="0" w:uiPriority="61" w:semiHidden="0" w:name="Light List Accent 4"/>
+    <w:lsdException w:unhideWhenUsed="0" w:uiPriority="62" w:semiHidden="0" w:name="Light Grid Accent 4"/>
+    <w:lsdException w:unhideWhenUsed="0" w:uiPriority="63" w:semiHidden="0" w:name="Medium Shading 1 Accent 4"/>
+    <w:lsdException w:unhideWhenUsed="0" w:uiPriority="64" w:semiHidden="0" w:name="Medium Shading 2 Accent 4"/>
+    <w:lsdException w:unhideWhenUsed="0" w:uiPriority="65" w:semiHidden="0" w:name="Medium List 1 Accent 4"/>
+    <w:lsdException w:unhideWhenUsed="0" w:uiPriority="66" w:semiHidden="0" w:name="Medium List 2 Accent 4"/>
+    <w:lsdException w:unhideWhenUsed="0" w:uiPriority="67" w:semiHidden="0" w:name="Medium Grid 1 Accent 4"/>
+    <w:lsdException w:unhideWhenUsed="0" w:uiPriority="68" w:semiHidden="0" w:name="Medium Grid 2 Accent 4"/>
+    <w:lsdException w:unhideWhenUsed="0" w:uiPriority="69" w:semiHidden="0" w:name="Medium Grid 3 Accent 4"/>
+    <w:lsdException w:unhideWhenUsed="0" w:uiPriority="70" w:semiHidden="0" w:name="Dark List Accent 4"/>
+    <w:lsdException w:unhideWhenUsed="0" w:uiPriority="71" w:semiHidden="0" w:name="Colorful Shading Accent 4"/>
+    <w:lsdException w:unhideWhenUsed="0" w:uiPriority="72" w:semiHidden="0" w:name="Colorful List Accent 4"/>
+    <w:lsdException w:unhideWhenUsed="0" w:uiPriority="73" w:semiHidden="0" w:name="Colorful Grid Accent 4"/>
+    <w:lsdException w:unhideWhenUsed="0" w:uiPriority="60" w:semiHidden="0" w:name="Light Shading Accent 5"/>
+    <w:lsdException w:unhideWhenUsed="0" w:uiPriority="61" w:semiHidden="0" w:name="Light List Accent 5"/>
+    <w:lsdException w:unhideWhenUsed="0" w:uiPriority="62" w:semiHidden="0" w:name="Light Grid Accent 5"/>
+    <w:lsdException w:unhideWhenUsed="0" w:uiPriority="63" w:semiHidden="0" w:name="Medium Shading 1 Accent 5"/>
+    <w:lsdException w:unhideWhenUsed="0" w:uiPriority="64" w:semiHidden="0" w:name="Medium Shading 2 Accent 5"/>
+    <w:lsdException w:unhideWhenUsed="0" w:uiPriority="65" w:semiHidden="0" w:name="Medium List 1 Accent 5"/>
+    <w:lsdException w:unhideWhenUsed="0" w:uiPriority="66" w:semiHidden="0" w:name="Medium List 2 Accent 5"/>
+    <w:lsdException w:unhideWhenUsed="0" w:uiPriority="67" w:semiHidden="0" w:name="Medium Grid 1 Accent 5"/>
+    <w:lsdException w:unhideWhenUsed="0" w:uiPriority="68" w:semiHidden="0" w:name="Medium Grid 2 Accent 5"/>
+    <w:lsdException w:unhideWhenUsed="0" w:uiPriority="69" w:semiHidden="0" w:name="Medium Grid 3 Accent 5"/>
+    <w:lsdException w:unhideWhenUsed="0" w:uiPriority="70" w:semiHidden="0" w:name="Dark List Accent 5"/>
+    <w:lsdException w:unhideWhenUsed="0" w:uiPriority="71" w:semiHidden="0" w:name="Colorful Shading Accent 5"/>
+    <w:lsdException w:unhideWhenUsed="0" w:uiPriority="72" w:semiHidden="0" w:name="Colorful List Accent 5"/>
+    <w:lsdException w:unhideWhenUsed="0" w:uiPriority="73" w:semiHidden="0" w:name="Colorful Grid Accent 5"/>
+    <w:lsdException w:unhideWhenUsed="0" w:uiPriority="60" w:semiHidden="0" w:name="Light Shading Accent 6"/>
+    <w:lsdException w:unhideWhenUsed="0" w:uiPriority="61" w:semiHidden="0" w:name="Light List Accent 6"/>
+    <w:lsdException w:unhideWhenUsed="0" w:uiPriority="62" w:semiHidden="0" w:name="Light Grid Accent 6"/>
+    <w:lsdException w:unhideWhenUsed="0" w:uiPriority="63" w:semiHidden="0" w:name="Medium Shading 1 Accent 6"/>
+    <w:lsdException w:unhideWhenUsed="0" w:uiPriority="64" w:semiHidden="0" w:name="Medium Shading 2 Accent 6"/>
+    <w:lsdException w:unhideWhenUsed="0" w:uiPriority="65" w:semiHidden="0" w:name="Medium List 1 Accent 6"/>
+    <w:lsdException w:unhideWhenUsed="0" w:uiPriority="66" w:semiHidden="0" w:name="Medium List 2 Accent 6"/>
+    <w:lsdException w:unhideWhenUsed="0" w:uiPriority="67" w:semiHidden="0" w:name="Medium Grid 1 Accent 6"/>
+    <w:lsdException w:unhideWhenUsed="0" w:uiPriority="68" w:semiHidden="0" w:name="Medium Grid 2 Accent 6"/>
+    <w:lsdException w:unhideWhenUsed="0" w:uiPriority="69" w:semiHidden="0" w:name="Medium Grid 3 Accent 6"/>
+    <w:lsdException w:unhideWhenUsed="0" w:uiPriority="70" w:semiHidden="0" w:name="Dark List Accent 6"/>
+    <w:lsdException w:unhideWhenUsed="0" w:uiPriority="71" w:semiHidden="0" w:name="Colorful Shading Accent 6"/>
+    <w:lsdException w:unhideWhenUsed="0" w:uiPriority="72" w:semiHidden="0" w:name="Colorful List Accent 6"/>
+    <w:lsdException w:unhideWhenUsed="0" w:uiPriority="73" w:semiHidden="0" w:name="Colorful Grid Accent 6"/>
   </w:latentStyles>
   <w:style w:type="paragraph" w:default="1" w:styleId="1">
     <w:name w:val="Normal"/>
@@ -5228,7 +5275,7 @@
     <w:qFormat/>
     <w:uiPriority w:val="0"/>
   </w:style>
-  <w:style w:type="table" w:default="1" w:styleId="9">
+  <w:style w:type="table" w:default="1" w:styleId="6">
     <w:name w:val="Normal Table"/>
     <w:semiHidden/>
     <w:qFormat/>
@@ -5241,15 +5288,6 @@
         <w:right w:w="108" w:type="dxa"/>
       </w:tblCellMar>
     </w:tblPr>
-  </w:style>
-  <w:style w:type="character" w:styleId="6">
-    <w:name w:val="Strong"/>
-    <w:qFormat/>
-    <w:uiPriority w:val="0"/>
-    <w:rPr>
-      <w:b/>
-      <w:bCs/>
-    </w:rPr>
   </w:style>
   <w:style w:type="paragraph" w:styleId="7">
     <w:name w:val="caption"/>
@@ -5279,6 +5317,15 @@
       <w:sz w:val="24"/>
       <w:szCs w:val="24"/>
       <w:lang w:val="en-US" w:eastAsia="zh-CN" w:bidi="ar"/>
+    </w:rPr>
+  </w:style>
+  <w:style w:type="character" w:styleId="9">
+    <w:name w:val="Strong"/>
+    <w:qFormat/>
+    <w:uiPriority w:val="0"/>
+    <w:rPr>
+      <w:b/>
+      <w:bCs/>
     </w:rPr>
   </w:style>
   <w:style w:type="paragraph" w:customStyle="1" w:styleId="10">
@@ -5311,6 +5358,7 @@
   </w:style>
   <w:style w:type="paragraph" w:customStyle="1" w:styleId="12">
     <w:name w:val="WPSOffice手动目录 2"/>
+    <w:qFormat/>
     <w:uiPriority w:val="0"/>
     <w:pPr>
       <w:ind w:leftChars="200"/>
